--- a/docs/Frases y descripciones.docx
+++ b/docs/Frases y descripciones.docx
@@ -1189,7 +1189,7 @@
         <w:rPr>
           <w:rtl w:val="0"/>
         </w:rPr>
-        <w:t xml:space="preserve">: Slowdown Criyonte, conocido también como La Mancha Estrellada, es un ejemplar de la especie Fiscánula ártica, oriunda del Océano Ártico. Es conocido por ser un animal extremadamente violento y destructivo, que ha estado acechando el océano Pacífico por lo menos desde los años setenta. Criyonte mide alrededor de 300 metros de longitud. Tiene dientes incisivos muy afilados y una fila de gruesas muelas que usa para masticar, fracturar y quebrar el cuerpo de sus víctimas. Puede protuir su mandíbula para potenciar la mordida. Tiene ojos de tonos amarillos pálidos, con una pupila afilada. Su cuerpo café oscuro está cubierto de espinas, algunas retráctiles en función de mejorar la hidrodinámica y disminuir su resistencia al agua. La piel de este animal es muy resistente y dura, y ha demostrado soportar armamento humano de alto calibre. Tiene varios apéndices en la cabeza y detrás de la aleta dorsal, que son sumamente sensibles a los movimientos en el agua y le permite ser un cazador formidable, pero también es un lugar vulnerable a ataques y fuente de mucho dolor. El cuerpo, al estar tan protegido por numerosas aletas armadas con espinas puntiagudas y fuertes, es difícil de ser alcanzado por ataques de otros animales sin que estos salgan lastimados. Con las aletas extendidas, Criyonte puede doblar su tamaño y causa enorme pánico entre sus víctimas.</w:t>
+        <w:t xml:space="preserve">: Slowdown Criyonte, conocido también como La Mancha Estrellada, es un ejemplar de la especie Fiscánula ártica, oriunda del Océano Ártico. Es conocido por ser un animal extremadamente violento y destructivo, que ha estado acechando el océano Pacífico por lo menos desde los años setenta. Criyonte mide alrededor de 300 metros de longitud. Tiene dientes incisivos muy afilados y una fila de gruesas muelas que usa para masticar, fracturar y quebrar el cuerpo de sus víctimas. Puede protuir su mandíbula para potenciar la mordida. Tiene ojos de tonos amarillos pálidos, con una pupila afilada. Su cuerpo café oscuro está cubierto de espinas, algunas retráctiles en función de mejorar la hidrodinámica y disminuir su resistencia al agua. La piel de este animal es muy resistente y dura, y ha demostrado soportar armamento humano de alto calibre. Tiene varios apéndices en la cabeza y detrás de la aleta dorsal, que son sumamente sensibles a los movimientos en el agua y le permite ser un cazador competente, pero también es un lugar vulnerable a ataques y fuente de mucho dolor. El cuerpo, al estar tan protegido por numerosas aletas armadas con espinas puntiagudas y fuertes, es difícil de ser alcanzado por ataques de otros animales sin que estos salgan lastimados. Con las aletas extendidas, Criyonte puede doblar su tamaño y causar enorme pánico entre sus víctimas.</w:t>
       </w:r>
     </w:p>
     <w:p>
